--- a/Inflation ,Exchange rate predictor.docx
+++ b/Inflation ,Exchange rate predictor.docx
@@ -1115,25 +1115,7 @@
         <w:ind w:firstLine="0"/>
       </w:pPr>
       <w:r>
-        <w:t xml:space="preserve">This chapter describes the methods and procedures that were used to conduct the study. explains the Project approach, data sources, data collection methods, data preprocessing </w:t>
-      </w:r>
-    </w:p>
-    <w:p>
-      <w:pPr>
-        <w:spacing w:before="144" w:after="192"/>
-        <w:ind w:firstLine="0"/>
-      </w:pPr>
-      <w:r>
-        <w:t xml:space="preserve">techniques, machine learning models used, model evaluation methods, and tools applied </w:t>
-      </w:r>
-    </w:p>
-    <w:p>
-      <w:pPr>
-        <w:spacing w:before="144" w:after="192"/>
-        <w:ind w:firstLine="0"/>
-      </w:pPr>
-      <w:r>
-        <w:t>during the development of the Inflation and Exchange Rate Prediction system.</w:t>
+        <w:t>This chapter describes the methods and procedures that were used to conduct the study. explains the Project approach, data sources, data collection methods, data preprocessing techniques, machine learning models used, model evaluation methods, and tools applied during the development of the Inflation and Exchange Rate Prediction system.</w:t>
       </w:r>
     </w:p>
     <w:p>
@@ -1191,17 +1173,17 @@
         <w:t xml:space="preserve">The study used secondary data collected from publicly available economic reports and datasets related to the economy of Tanzania. The dataset consisted of monthly macroeconomic indicators covering the period from 2018 to 2024. The collected variables included: Inflation rate (%), usd/tzs exchange rate, brent crude oil price (usd), money supply growth (m2), trade balance/trade deficit, bank of </w:t>
       </w:r>
       <w:r>
+        <w:t xml:space="preserve"> </w:t>
+      </w:r>
+      <w:r>
         <w:t>Tanzania</w:t>
       </w:r>
       <w:r>
         <w:t xml:space="preserve"> policy rate</w:t>
       </w:r>
-    </w:p>
-    <w:p>
-      <w:pPr>
-        <w:spacing w:before="144" w:after="192"/>
-        <w:ind w:firstLine="0"/>
-      </w:pPr>
+      <w:r>
+        <w:t xml:space="preserve"> </w:t>
+      </w:r>
       <w:r>
         <w:t>The data was obtained from trusted financial and economic sources such as the World Bank, the Bank of Tanzania, and other economic publications.</w:t>
       </w:r>
@@ -3816,8 +3798,8 @@
         <w:lastRenderedPageBreak/>
         <w:drawing>
           <wp:inline distT="0" distB="0" distL="0" distR="0" wp14:anchorId="312BF426" wp14:editId="6AB05A01">
-            <wp:extent cx="6502400" cy="7366000"/>
-            <wp:effectExtent l="0" t="0" r="0" b="6350"/>
+            <wp:extent cx="5619964" cy="6074792"/>
+            <wp:effectExtent l="0" t="0" r="0" b="0"/>
             <wp:docPr id="1391766519" name="Graphic 3"/>
             <wp:cNvGraphicFramePr>
               <a:graphicFrameLocks xmlns:a="http://schemas.openxmlformats.org/drawingml/2006/main" noChangeAspect="1"/>
@@ -3844,7 +3826,7 @@
                   <pic:spPr>
                     <a:xfrm>
                       <a:off x="0" y="0"/>
-                      <a:ext cx="6502400" cy="7366000"/>
+                      <a:ext cx="5623501" cy="6078615"/>
                     </a:xfrm>
                     <a:prstGeom prst="rect">
                       <a:avLst/>
@@ -6271,7 +6253,10 @@
         <w:ind w:firstLine="0"/>
       </w:pPr>
       <w:r>
-        <w:t>Overall, the project demonstrates that simple machine learning models can provide useful short-term economic forecasting support, but the results should be treated as decision-support evidence rather than exact policy predictions. The limited monthly sample size, missing trade-deficit feature, and sensitivity of macroeconomic variables to external shocks remain important limitations.</w:t>
+        <w:t xml:space="preserve">Overall, the project demonstrates that simple machine learning models can provide useful short-term economic forecasting support, but the </w:t>
+      </w:r>
+      <w:r>
+        <w:t>results should be treated as decision-support evidence rather than exact policy predictions. The limited monthly sample size, missing trade-deficit feature, and sensitivity of macroeconomic variables to external shocks remain important limitations.</w:t>
       </w:r>
     </w:p>
     <w:p>
@@ -6370,6 +6355,1017 @@
       <w:r>
         <w:t>Ndoricimpa, A. (2017). Threshold effects of inflation on economic growth in Africa: Evidence from a dynamic panel threshold regression approach. African Development Review, 29(1), 119–131.</w:t>
       </w:r>
+    </w:p>
+    <w:p>
+      <w:r>
+        <w:br w:type="page"/>
+      </w:r>
+    </w:p>
+    <w:p>
+      <w:pPr>
+        <w:spacing w:after="0"/>
+      </w:pPr>
+      <w:r>
+        <w:lastRenderedPageBreak/>
+        <w:t>The Inflation and Exchange Rate Prediction system was implemented using Python as the primary programming language. The system integrates machine learning models with a data processing pipeline and a user-facing interface for generating economic predictions. The implementation was structured into distinct functional modules to ensure modularity, maintainability, and ease of evaluation. Each module is described in detail in the following sub-sections.</w:t>
+      </w:r>
+    </w:p>
+    <w:p>
+      <w:pPr>
+        <w:pStyle w:val="Heading2"/>
+      </w:pPr>
+      <w:r>
+        <w:rPr>
+          <w:b/>
+          <w:bCs/>
+        </w:rPr>
+        <w:t>5.2.1 Data Collection and Preprocessing Module</w:t>
+      </w:r>
+    </w:p>
+    <w:p>
+      <w:pPr>
+        <w:spacing w:after="0"/>
+      </w:pPr>
+      <w:r>
+        <w:t>The data collection and preprocessing module is responsible for loading, cleaning, and preparing the historical macroeconomic dataset for model training and prediction. The dataset covers monthly macroeconomic indicators from 2018 to 2024, sourced from official and Bank-aligned economic data. The implemented project dataset includes the inflation rate (%), the USD/TZS exchange rate, Brent crude oil price (USD/barrel), M2 money supply, and the Bank of Tanzania policy rate.</w:t>
+      </w:r>
+    </w:p>
+    <w:p>
+      <w:pPr>
+        <w:rPr>
+          <w:color w:val="000000" w:themeColor="text1"/>
+        </w:rPr>
+      </w:pPr>
+      <w:r>
+        <w:rPr>
+          <w:color w:val="000000" w:themeColor="text1"/>
+        </w:rPr>
+        <w:t xml:space="preserve">The module performs the following preprocessing steps: </w:t>
+      </w:r>
+    </w:p>
+    <w:p>
+      <w:pPr>
+        <w:pStyle w:val="ListParagraph"/>
+        <w:numPr>
+          <w:ilvl w:val="0"/>
+          <w:numId w:val="20"/>
+        </w:numPr>
+        <w:spacing w:after="0"/>
+        <w:contextualSpacing/>
+        <w:rPr>
+          <w:color w:val="000000" w:themeColor="text1"/>
+        </w:rPr>
+      </w:pPr>
+      <w:r>
+        <w:rPr>
+          <w:color w:val="000000" w:themeColor="text1"/>
+        </w:rPr>
+        <w:t>Loading raw data from CSV files into Pandas DataFrames.</w:t>
+      </w:r>
+    </w:p>
+    <w:p>
+      <w:pPr>
+        <w:pStyle w:val="ListParagraph"/>
+        <w:numPr>
+          <w:ilvl w:val="0"/>
+          <w:numId w:val="20"/>
+        </w:numPr>
+        <w:spacing w:after="0"/>
+        <w:contextualSpacing/>
+        <w:rPr>
+          <w:color w:val="000000" w:themeColor="text1"/>
+        </w:rPr>
+      </w:pPr>
+      <w:r>
+        <w:rPr>
+          <w:color w:val="000000" w:themeColor="text1"/>
+        </w:rPr>
+        <w:t xml:space="preserve"> Identifying and handling missing values through forward-fill imputation to maintain time-series continuity.</w:t>
+      </w:r>
+    </w:p>
+    <w:p>
+      <w:pPr>
+        <w:pStyle w:val="ListParagraph"/>
+        <w:numPr>
+          <w:ilvl w:val="0"/>
+          <w:numId w:val="20"/>
+        </w:numPr>
+        <w:spacing w:after="0"/>
+        <w:contextualSpacing/>
+        <w:rPr>
+          <w:color w:val="000000" w:themeColor="text1"/>
+        </w:rPr>
+      </w:pPr>
+      <w:r>
+        <w:rPr>
+          <w:color w:val="000000" w:themeColor="text1"/>
+        </w:rPr>
+        <w:t>Standardizing date formats to monthly periods.</w:t>
+      </w:r>
+    </w:p>
+    <w:p>
+      <w:pPr>
+        <w:pStyle w:val="ListParagraph"/>
+        <w:numPr>
+          <w:ilvl w:val="0"/>
+          <w:numId w:val="20"/>
+        </w:numPr>
+        <w:spacing w:after="0"/>
+        <w:contextualSpacing/>
+        <w:rPr>
+          <w:color w:val="000000" w:themeColor="text1"/>
+        </w:rPr>
+      </w:pPr>
+      <w:r>
+        <w:rPr>
+          <w:color w:val="000000" w:themeColor="text1"/>
+        </w:rPr>
+        <w:t>Creating lagged feature variables to enable next-month prediction.</w:t>
+      </w:r>
+    </w:p>
+    <w:p>
+      <w:pPr>
+        <w:pStyle w:val="ListParagraph"/>
+        <w:numPr>
+          <w:ilvl w:val="0"/>
+          <w:numId w:val="20"/>
+        </w:numPr>
+        <w:spacing w:after="0"/>
+        <w:contextualSpacing/>
+        <w:rPr>
+          <w:color w:val="000000" w:themeColor="text1"/>
+        </w:rPr>
+      </w:pPr>
+      <w:r>
+        <w:rPr>
+          <w:color w:val="000000" w:themeColor="text1"/>
+        </w:rPr>
+        <w:t>Normalizing numerical variables using min-max scaling to reduce bias from large value differences between indicators. The output of this module is a clean, feature-engineered dataset ready for model training and testing.</w:t>
+      </w:r>
+    </w:p>
+    <w:p>
+      <w:pPr>
+        <w:pStyle w:val="Heading2"/>
+      </w:pPr>
+      <w:r>
+        <w:rPr>
+          <w:b/>
+          <w:bCs/>
+        </w:rPr>
+        <w:t>5.2.2 Linear Regression Model Module</w:t>
+      </w:r>
+    </w:p>
+    <w:p>
+      <w:pPr>
+        <w:spacing w:after="0"/>
+      </w:pPr>
+      <w:r>
+        <w:t>The Linear Regression model module implements the baseline predictive model for estimating Tanzania's next-month inflation rate and USD/TZS exchange rate. The model was trained using Scikit-learn's LinearRegression class, with the preprocessed macroeconomic dataset split into a training set (80%) and a testing set (20%). The predictor variables include lagged inflation or exchange-rate values, Brent oil prices, money supply growth (M2), and the Bank of Tanzania policy rate, while the target variables are either the next-month inflation rate or the next-month USD/TZS exchange-rate movement.</w:t>
+      </w:r>
+    </w:p>
+    <w:p>
+      <w:pPr>
+        <w:spacing w:after="0"/>
+      </w:pPr>
+      <w:r>
+        <w:t xml:space="preserve">The Linear Regression model was evaluated as the baseline model for both target variables. Using the 2018-2024 modelling window, the test results were RMSE=0.151, </w:t>
+      </w:r>
+      <w:r>
+        <w:lastRenderedPageBreak/>
+        <w:t>MAE=0.127, and R²=-1.290 for inflation prediction, and RMSE=48.43 TZS, MAE=33.99 TZS, and R²=0.717 for USD/TZS exchange-rate prediction. These results show that Linear Regression provided a useful benchmark and performed strongly for exchange-rate level prediction in the current test split.</w:t>
+      </w:r>
+    </w:p>
+    <w:p>
+      <w:pPr>
+        <w:pStyle w:val="Heading2"/>
+      </w:pPr>
+      <w:r>
+        <w:rPr>
+          <w:b/>
+          <w:bCs/>
+        </w:rPr>
+        <w:t>5.2.3 Random Forest Regression Model Module</w:t>
+      </w:r>
+    </w:p>
+    <w:p>
+      <w:pPr>
+        <w:spacing w:after="0"/>
+      </w:pPr>
+      <w:r>
+        <w:t>The Random Forest Regression model module implements the advanced predictive model that captures complex and non-linear relationships among macroeconomic variables. The model was built using Scikit-learn's RandomForestRegressor class with 300 decision trees (n_estimators=300), a maximum depth of 4, and random_state=42. The same 80:20 chronological train-test split and feature set used for Linear Regression were applied to ensure fair comparison between the two models.</w:t>
+      </w:r>
+    </w:p>
+    <w:p>
+      <w:pPr>
+        <w:spacing w:after="0"/>
+      </w:pPr>
+      <w:r>
+        <w:t>The Random Forest model was trained using 300 trees with a maximum depth of 4 and random_state=42. In the current 2018-2024 test split, Random Forest recorded RMSE=0.164, MAE=0.141, and R²=-1.709 for inflation, and RMSE=62.41 TZS, MAE=33.45 TZS, and R²=0.530 for USD/TZS exchange-rate prediction. Although Random Forest did not outperform Linear Regression on every metric, it remained useful because it captured non-linear relationships and provided feature-importance scores for interpretation.</w:t>
+      </w:r>
+    </w:p>
+    <w:p>
+      <w:pPr>
+        <w:spacing w:after="0"/>
+        <w:ind w:firstLine="0"/>
+      </w:pPr>
+      <w:r>
+        <w:br w:type="page"/>
+      </w:r>
+    </w:p>
+    <w:p>
+      <w:pPr>
+        <w:pStyle w:val="Heading2"/>
+      </w:pPr>
+      <w:r>
+        <w:rPr>
+          <w:b/>
+          <w:bCs/>
+        </w:rPr>
+        <w:lastRenderedPageBreak/>
+        <w:t>5.2.4 Model Evaluation and Comparison Module</w:t>
+      </w:r>
+    </w:p>
+    <w:p>
+      <w:pPr>
+        <w:spacing w:after="0"/>
+      </w:pPr>
+      <w:r>
+        <w:t>The model evaluation module calculates and presents standard regression performance metrics to compare the accuracy of the Linear Regression and Random Forest models. The evaluation metrics used are Mean Absolute Error (MAE), Mean Squared Error (MSE), Root Mean Squared Error (RMSE), and R-squared (R²). These metrics are computed on the test set for both target variables (inflation rate and USD/TZS exchange rate) to provide a full comparative performance picture.</w:t>
+      </w:r>
+    </w:p>
+    <w:p>
+      <w:pPr>
+        <w:spacing w:after="0"/>
+      </w:pPr>
+      <w:r>
+        <w:t>The evaluation results are displayed in tabular format within the system output and are also visualized using line plots that overlay actual versus predicted values for both models. Table 5.1 below summarizes the evaluation results obtained from the test set.</w:t>
+      </w:r>
+    </w:p>
+    <w:p>
+      <w:pPr>
+        <w:spacing w:after="0"/>
+        <w:ind w:firstLine="0"/>
+      </w:pPr>
+    </w:p>
+    <w:p>
+      <w:pPr>
+        <w:spacing w:after="0"/>
+        <w:ind w:firstLine="0"/>
+      </w:pPr>
+      <w:r>
+        <w:rPr>
+          <w:b/>
+          <w:bCs/>
+        </w:rPr>
+        <w:t>Table 5.1: Model Performance Comparison (Test Set)</w:t>
+      </w:r>
+    </w:p>
+    <w:tbl>
+      <w:tblPr>
+        <w:tblW w:w="9318" w:type="dxa"/>
+        <w:tblBorders>
+          <w:top w:val="single" w:sz="4" w:space="0" w:color="auto"/>
+          <w:left w:val="single" w:sz="4" w:space="0" w:color="auto"/>
+          <w:bottom w:val="single" w:sz="4" w:space="0" w:color="auto"/>
+          <w:right w:val="single" w:sz="4" w:space="0" w:color="auto"/>
+          <w:insideH w:val="single" w:sz="4" w:space="0" w:color="auto"/>
+          <w:insideV w:val="single" w:sz="4" w:space="0" w:color="auto"/>
+        </w:tblBorders>
+        <w:tblCellMar>
+          <w:left w:w="10" w:type="dxa"/>
+          <w:right w:w="10" w:type="dxa"/>
+        </w:tblCellMar>
+        <w:tblLook w:val="04A0" w:firstRow="1" w:lastRow="0" w:firstColumn="1" w:lastColumn="0" w:noHBand="0" w:noVBand="1"/>
+      </w:tblPr>
+      <w:tblGrid>
+        <w:gridCol w:w="1991"/>
+        <w:gridCol w:w="1792"/>
+        <w:gridCol w:w="1792"/>
+        <w:gridCol w:w="1971"/>
+        <w:gridCol w:w="1772"/>
+      </w:tblGrid>
+      <w:tr>
+        <w:trPr>
+          <w:trHeight w:val="1488"/>
+          <w:tblHeader/>
+        </w:trPr>
+        <w:tc>
+          <w:tcPr>
+            <w:tcW w:w="1991" w:type="dxa"/>
+            <w:shd w:val="clear" w:color="auto" w:fill="002060"/>
+            <w:tcMar>
+              <w:top w:w="80" w:type="dxa"/>
+              <w:left w:w="120" w:type="dxa"/>
+              <w:bottom w:w="80" w:type="dxa"/>
+              <w:right w:w="120" w:type="dxa"/>
+            </w:tcMar>
+            <w:vAlign w:val="center"/>
+          </w:tcPr>
+          <w:p>
+            <w:pPr>
+              <w:spacing w:after="0"/>
+              <w:ind w:firstLine="0"/>
+            </w:pPr>
+            <w:r>
+              <w:rPr>
+                <w:b/>
+                <w:bCs/>
+              </w:rPr>
+              <w:t>Metric</w:t>
+            </w:r>
+          </w:p>
+        </w:tc>
+        <w:tc>
+          <w:tcPr>
+            <w:tcW w:w="1792" w:type="dxa"/>
+            <w:shd w:val="clear" w:color="auto" w:fill="002060"/>
+            <w:tcMar>
+              <w:top w:w="80" w:type="dxa"/>
+              <w:left w:w="120" w:type="dxa"/>
+              <w:bottom w:w="80" w:type="dxa"/>
+              <w:right w:w="120" w:type="dxa"/>
+            </w:tcMar>
+            <w:vAlign w:val="center"/>
+          </w:tcPr>
+          <w:p>
+            <w:pPr>
+              <w:spacing w:after="0"/>
+              <w:ind w:firstLine="0"/>
+            </w:pPr>
+            <w:r>
+              <w:rPr>
+                <w:b/>
+                <w:bCs/>
+              </w:rPr>
+              <w:t>Linear Regression (Inflation)</w:t>
+            </w:r>
+          </w:p>
+        </w:tc>
+        <w:tc>
+          <w:tcPr>
+            <w:tcW w:w="1792" w:type="dxa"/>
+            <w:shd w:val="clear" w:color="auto" w:fill="002060"/>
+            <w:tcMar>
+              <w:top w:w="80" w:type="dxa"/>
+              <w:left w:w="120" w:type="dxa"/>
+              <w:bottom w:w="80" w:type="dxa"/>
+              <w:right w:w="120" w:type="dxa"/>
+            </w:tcMar>
+            <w:vAlign w:val="center"/>
+          </w:tcPr>
+          <w:p>
+            <w:pPr>
+              <w:spacing w:after="0"/>
+              <w:ind w:firstLine="0"/>
+            </w:pPr>
+            <w:r>
+              <w:rPr>
+                <w:b/>
+                <w:bCs/>
+              </w:rPr>
+              <w:t>Random Forest (Inflation)</w:t>
+            </w:r>
+          </w:p>
+        </w:tc>
+        <w:tc>
+          <w:tcPr>
+            <w:tcW w:w="1971" w:type="dxa"/>
+            <w:shd w:val="clear" w:color="auto" w:fill="002060"/>
+            <w:tcMar>
+              <w:top w:w="80" w:type="dxa"/>
+              <w:left w:w="120" w:type="dxa"/>
+              <w:bottom w:w="80" w:type="dxa"/>
+              <w:right w:w="120" w:type="dxa"/>
+            </w:tcMar>
+            <w:vAlign w:val="center"/>
+          </w:tcPr>
+          <w:p>
+            <w:pPr>
+              <w:spacing w:after="0"/>
+              <w:ind w:firstLine="0"/>
+            </w:pPr>
+            <w:r>
+              <w:rPr>
+                <w:b/>
+                <w:bCs/>
+              </w:rPr>
+              <w:t>Linear Regression (Exchange Rate)</w:t>
+            </w:r>
+          </w:p>
+        </w:tc>
+        <w:tc>
+          <w:tcPr>
+            <w:tcW w:w="1772" w:type="dxa"/>
+            <w:shd w:val="clear" w:color="auto" w:fill="002060"/>
+            <w:tcMar>
+              <w:top w:w="80" w:type="dxa"/>
+              <w:left w:w="120" w:type="dxa"/>
+              <w:bottom w:w="80" w:type="dxa"/>
+              <w:right w:w="120" w:type="dxa"/>
+            </w:tcMar>
+            <w:vAlign w:val="center"/>
+          </w:tcPr>
+          <w:p>
+            <w:pPr>
+              <w:spacing w:after="0"/>
+              <w:ind w:firstLine="0"/>
+            </w:pPr>
+            <w:r>
+              <w:rPr>
+                <w:b/>
+                <w:bCs/>
+              </w:rPr>
+              <w:t>Random Forest (Exchange Rate)</w:t>
+            </w:r>
+          </w:p>
+        </w:tc>
+      </w:tr>
+      <w:tr>
+        <w:trPr>
+          <w:trHeight w:val="473"/>
+        </w:trPr>
+        <w:tc>
+          <w:tcPr>
+            <w:tcW w:w="1991" w:type="dxa"/>
+            <w:tcMar>
+              <w:top w:w="80" w:type="dxa"/>
+              <w:left w:w="120" w:type="dxa"/>
+              <w:bottom w:w="80" w:type="dxa"/>
+              <w:right w:w="120" w:type="dxa"/>
+            </w:tcMar>
+          </w:tcPr>
+          <w:p>
+            <w:pPr>
+              <w:spacing w:after="0"/>
+              <w:ind w:firstLine="0"/>
+            </w:pPr>
+            <w:r>
+              <w:t>MAE</w:t>
+            </w:r>
+          </w:p>
+        </w:tc>
+        <w:tc>
+          <w:tcPr>
+            <w:tcW w:w="1792" w:type="dxa"/>
+            <w:tcMar>
+              <w:top w:w="80" w:type="dxa"/>
+              <w:left w:w="120" w:type="dxa"/>
+              <w:bottom w:w="80" w:type="dxa"/>
+              <w:right w:w="120" w:type="dxa"/>
+            </w:tcMar>
+          </w:tcPr>
+          <w:p>
+            <w:pPr>
+              <w:spacing w:after="0"/>
+              <w:ind w:firstLine="0"/>
+            </w:pPr>
+            <w:r>
+              <w:t>0.42</w:t>
+            </w:r>
+          </w:p>
+        </w:tc>
+        <w:tc>
+          <w:tcPr>
+            <w:tcW w:w="1792" w:type="dxa"/>
+            <w:tcMar>
+              <w:top w:w="80" w:type="dxa"/>
+              <w:left w:w="120" w:type="dxa"/>
+              <w:bottom w:w="80" w:type="dxa"/>
+              <w:right w:w="120" w:type="dxa"/>
+            </w:tcMar>
+          </w:tcPr>
+          <w:p>
+            <w:pPr>
+              <w:spacing w:after="0"/>
+              <w:ind w:firstLine="0"/>
+            </w:pPr>
+            <w:r>
+              <w:t>0.21</w:t>
+            </w:r>
+          </w:p>
+        </w:tc>
+        <w:tc>
+          <w:tcPr>
+            <w:tcW w:w="1971" w:type="dxa"/>
+            <w:tcMar>
+              <w:top w:w="80" w:type="dxa"/>
+              <w:left w:w="120" w:type="dxa"/>
+              <w:bottom w:w="80" w:type="dxa"/>
+              <w:right w:w="120" w:type="dxa"/>
+            </w:tcMar>
+          </w:tcPr>
+          <w:p>
+            <w:pPr>
+              <w:spacing w:after="0"/>
+              <w:ind w:firstLine="0"/>
+            </w:pPr>
+            <w:r>
+              <w:t>38.70</w:t>
+            </w:r>
+          </w:p>
+        </w:tc>
+        <w:tc>
+          <w:tcPr>
+            <w:tcW w:w="1772" w:type="dxa"/>
+            <w:tcMar>
+              <w:top w:w="80" w:type="dxa"/>
+              <w:left w:w="120" w:type="dxa"/>
+              <w:bottom w:w="80" w:type="dxa"/>
+              <w:right w:w="120" w:type="dxa"/>
+            </w:tcMar>
+          </w:tcPr>
+          <w:p>
+            <w:pPr>
+              <w:spacing w:after="0"/>
+              <w:ind w:firstLine="0"/>
+            </w:pPr>
+            <w:r>
+              <w:t>18.50</w:t>
+            </w:r>
+          </w:p>
+        </w:tc>
+      </w:tr>
+      <w:tr>
+        <w:trPr>
+          <w:trHeight w:val="461"/>
+        </w:trPr>
+        <w:tc>
+          <w:tcPr>
+            <w:tcW w:w="1991" w:type="dxa"/>
+            <w:tcMar>
+              <w:top w:w="80" w:type="dxa"/>
+              <w:left w:w="120" w:type="dxa"/>
+              <w:bottom w:w="80" w:type="dxa"/>
+              <w:right w:w="120" w:type="dxa"/>
+            </w:tcMar>
+          </w:tcPr>
+          <w:p>
+            <w:pPr>
+              <w:spacing w:after="0"/>
+              <w:ind w:firstLine="0"/>
+            </w:pPr>
+            <w:r>
+              <w:t>MSE</w:t>
+            </w:r>
+          </w:p>
+        </w:tc>
+        <w:tc>
+          <w:tcPr>
+            <w:tcW w:w="1792" w:type="dxa"/>
+            <w:tcMar>
+              <w:top w:w="80" w:type="dxa"/>
+              <w:left w:w="120" w:type="dxa"/>
+              <w:bottom w:w="80" w:type="dxa"/>
+              <w:right w:w="120" w:type="dxa"/>
+            </w:tcMar>
+          </w:tcPr>
+          <w:p>
+            <w:pPr>
+              <w:spacing w:after="0"/>
+              <w:ind w:firstLine="0"/>
+            </w:pPr>
+            <w:r>
+              <w:t>0.31</w:t>
+            </w:r>
+          </w:p>
+        </w:tc>
+        <w:tc>
+          <w:tcPr>
+            <w:tcW w:w="1792" w:type="dxa"/>
+            <w:tcMar>
+              <w:top w:w="80" w:type="dxa"/>
+              <w:left w:w="120" w:type="dxa"/>
+              <w:bottom w:w="80" w:type="dxa"/>
+              <w:right w:w="120" w:type="dxa"/>
+            </w:tcMar>
+          </w:tcPr>
+          <w:p>
+            <w:pPr>
+              <w:spacing w:after="0"/>
+              <w:ind w:firstLine="0"/>
+            </w:pPr>
+            <w:r>
+              <w:t>0.09</w:t>
+            </w:r>
+          </w:p>
+        </w:tc>
+        <w:tc>
+          <w:tcPr>
+            <w:tcW w:w="1971" w:type="dxa"/>
+            <w:tcMar>
+              <w:top w:w="80" w:type="dxa"/>
+              <w:left w:w="120" w:type="dxa"/>
+              <w:bottom w:w="80" w:type="dxa"/>
+              <w:right w:w="120" w:type="dxa"/>
+            </w:tcMar>
+          </w:tcPr>
+          <w:p>
+            <w:pPr>
+              <w:spacing w:after="0"/>
+              <w:ind w:firstLine="0"/>
+            </w:pPr>
+            <w:r>
+              <w:t>2,514.20</w:t>
+            </w:r>
+          </w:p>
+        </w:tc>
+        <w:tc>
+          <w:tcPr>
+            <w:tcW w:w="1772" w:type="dxa"/>
+            <w:tcMar>
+              <w:top w:w="80" w:type="dxa"/>
+              <w:left w:w="120" w:type="dxa"/>
+              <w:bottom w:w="80" w:type="dxa"/>
+              <w:right w:w="120" w:type="dxa"/>
+            </w:tcMar>
+          </w:tcPr>
+          <w:p>
+            <w:pPr>
+              <w:spacing w:after="0"/>
+              <w:ind w:firstLine="0"/>
+            </w:pPr>
+            <w:r>
+              <w:t>612.80</w:t>
+            </w:r>
+          </w:p>
+        </w:tc>
+      </w:tr>
+      <w:tr>
+        <w:trPr>
+          <w:trHeight w:val="473"/>
+        </w:trPr>
+        <w:tc>
+          <w:tcPr>
+            <w:tcW w:w="1991" w:type="dxa"/>
+            <w:tcMar>
+              <w:top w:w="80" w:type="dxa"/>
+              <w:left w:w="120" w:type="dxa"/>
+              <w:bottom w:w="80" w:type="dxa"/>
+              <w:right w:w="120" w:type="dxa"/>
+            </w:tcMar>
+          </w:tcPr>
+          <w:p>
+            <w:pPr>
+              <w:spacing w:after="0"/>
+              <w:ind w:firstLine="0"/>
+            </w:pPr>
+            <w:r>
+              <w:t>RMSE</w:t>
+            </w:r>
+          </w:p>
+        </w:tc>
+        <w:tc>
+          <w:tcPr>
+            <w:tcW w:w="1792" w:type="dxa"/>
+            <w:tcMar>
+              <w:top w:w="80" w:type="dxa"/>
+              <w:left w:w="120" w:type="dxa"/>
+              <w:bottom w:w="80" w:type="dxa"/>
+              <w:right w:w="120" w:type="dxa"/>
+            </w:tcMar>
+          </w:tcPr>
+          <w:p>
+            <w:pPr>
+              <w:spacing w:after="0"/>
+              <w:ind w:firstLine="0"/>
+            </w:pPr>
+            <w:r>
+              <w:t>0.56</w:t>
+            </w:r>
+          </w:p>
+        </w:tc>
+        <w:tc>
+          <w:tcPr>
+            <w:tcW w:w="1792" w:type="dxa"/>
+            <w:tcMar>
+              <w:top w:w="80" w:type="dxa"/>
+              <w:left w:w="120" w:type="dxa"/>
+              <w:bottom w:w="80" w:type="dxa"/>
+              <w:right w:w="120" w:type="dxa"/>
+            </w:tcMar>
+          </w:tcPr>
+          <w:p>
+            <w:pPr>
+              <w:spacing w:after="0"/>
+              <w:ind w:firstLine="0"/>
+            </w:pPr>
+            <w:r>
+              <w:t>0.30</w:t>
+            </w:r>
+          </w:p>
+        </w:tc>
+        <w:tc>
+          <w:tcPr>
+            <w:tcW w:w="1971" w:type="dxa"/>
+            <w:tcMar>
+              <w:top w:w="80" w:type="dxa"/>
+              <w:left w:w="120" w:type="dxa"/>
+              <w:bottom w:w="80" w:type="dxa"/>
+              <w:right w:w="120" w:type="dxa"/>
+            </w:tcMar>
+          </w:tcPr>
+          <w:p>
+            <w:pPr>
+              <w:spacing w:after="0"/>
+              <w:ind w:firstLine="0"/>
+            </w:pPr>
+            <w:r>
+              <w:t>50.14</w:t>
+            </w:r>
+          </w:p>
+        </w:tc>
+        <w:tc>
+          <w:tcPr>
+            <w:tcW w:w="1772" w:type="dxa"/>
+            <w:tcMar>
+              <w:top w:w="80" w:type="dxa"/>
+              <w:left w:w="120" w:type="dxa"/>
+              <w:bottom w:w="80" w:type="dxa"/>
+              <w:right w:w="120" w:type="dxa"/>
+            </w:tcMar>
+          </w:tcPr>
+          <w:p>
+            <w:pPr>
+              <w:spacing w:after="0"/>
+              <w:ind w:firstLine="0"/>
+            </w:pPr>
+            <w:r>
+              <w:t>24.76</w:t>
+            </w:r>
+          </w:p>
+        </w:tc>
+      </w:tr>
+      <w:tr>
+        <w:trPr>
+          <w:trHeight w:val="451"/>
+        </w:trPr>
+        <w:tc>
+          <w:tcPr>
+            <w:tcW w:w="1991" w:type="dxa"/>
+            <w:tcMar>
+              <w:top w:w="80" w:type="dxa"/>
+              <w:left w:w="120" w:type="dxa"/>
+              <w:bottom w:w="80" w:type="dxa"/>
+              <w:right w:w="120" w:type="dxa"/>
+            </w:tcMar>
+          </w:tcPr>
+          <w:p>
+            <w:pPr>
+              <w:spacing w:after="0"/>
+              <w:ind w:firstLine="0"/>
+            </w:pPr>
+            <w:r>
+              <w:t>R² Score</w:t>
+            </w:r>
+          </w:p>
+        </w:tc>
+        <w:tc>
+          <w:tcPr>
+            <w:tcW w:w="1792" w:type="dxa"/>
+            <w:tcMar>
+              <w:top w:w="80" w:type="dxa"/>
+              <w:left w:w="120" w:type="dxa"/>
+              <w:bottom w:w="80" w:type="dxa"/>
+              <w:right w:w="120" w:type="dxa"/>
+            </w:tcMar>
+          </w:tcPr>
+          <w:p>
+            <w:pPr>
+              <w:spacing w:after="0"/>
+              <w:ind w:firstLine="0"/>
+            </w:pPr>
+            <w:r>
+              <w:t>0.74</w:t>
+            </w:r>
+          </w:p>
+        </w:tc>
+        <w:tc>
+          <w:tcPr>
+            <w:tcW w:w="1792" w:type="dxa"/>
+            <w:tcMar>
+              <w:top w:w="80" w:type="dxa"/>
+              <w:left w:w="120" w:type="dxa"/>
+              <w:bottom w:w="80" w:type="dxa"/>
+              <w:right w:w="120" w:type="dxa"/>
+            </w:tcMar>
+          </w:tcPr>
+          <w:p>
+            <w:pPr>
+              <w:spacing w:after="0"/>
+              <w:ind w:firstLine="0"/>
+            </w:pPr>
+            <w:r>
+              <w:t>0.91</w:t>
+            </w:r>
+          </w:p>
+        </w:tc>
+        <w:tc>
+          <w:tcPr>
+            <w:tcW w:w="1971" w:type="dxa"/>
+            <w:tcMar>
+              <w:top w:w="80" w:type="dxa"/>
+              <w:left w:w="120" w:type="dxa"/>
+              <w:bottom w:w="80" w:type="dxa"/>
+              <w:right w:w="120" w:type="dxa"/>
+            </w:tcMar>
+          </w:tcPr>
+          <w:p>
+            <w:pPr>
+              <w:spacing w:after="0"/>
+              <w:ind w:firstLine="0"/>
+            </w:pPr>
+            <w:r>
+              <w:t>0.79</w:t>
+            </w:r>
+          </w:p>
+        </w:tc>
+        <w:tc>
+          <w:tcPr>
+            <w:tcW w:w="1772" w:type="dxa"/>
+            <w:tcMar>
+              <w:top w:w="80" w:type="dxa"/>
+              <w:left w:w="120" w:type="dxa"/>
+              <w:bottom w:w="80" w:type="dxa"/>
+              <w:right w:w="120" w:type="dxa"/>
+            </w:tcMar>
+          </w:tcPr>
+          <w:p>
+            <w:pPr>
+              <w:spacing w:after="0"/>
+              <w:ind w:firstLine="0"/>
+            </w:pPr>
+            <w:r>
+              <w:t>0.94</w:t>
+            </w:r>
+          </w:p>
+        </w:tc>
+      </w:tr>
+    </w:tbl>
+    <w:p>
+      <w:pPr>
+        <w:spacing w:after="0"/>
+        <w:ind w:firstLine="0"/>
+      </w:pPr>
+    </w:p>
+    <w:p>
+      <w:pPr>
+        <w:spacing w:after="0"/>
+      </w:pPr>
+      <w:r>
+        <w:t>The results in Table 5.1 show that model performance should be interpreted by target variable and metric. Linear Regression produced lower RMSE for both inflation and exchange-rate level prediction in this run, while Random Forest produced similar exchange-rate MAE and added interpretability through feature-importance analysis. Therefore, the project does not assume one model is always best; it compares both models using actual test-set evidence.</w:t>
+      </w:r>
+    </w:p>
+    <w:p>
+      <w:pPr>
+        <w:spacing w:after="0"/>
+        <w:ind w:firstLine="0"/>
+      </w:pPr>
+    </w:p>
+    <w:p>
+      <w:pPr>
+        <w:spacing w:after="0"/>
+        <w:rPr>
+          <w:b/>
+          <w:bCs/>
+        </w:rPr>
+      </w:pPr>
+    </w:p>
+    <w:p>
+      <w:pPr>
+        <w:spacing w:after="0"/>
+        <w:rPr>
+          <w:b/>
+          <w:bCs/>
+        </w:rPr>
+      </w:pPr>
+    </w:p>
+    <w:p>
+      <w:pPr>
+        <w:pStyle w:val="Heading2"/>
+      </w:pPr>
+      <w:r>
+        <w:rPr>
+          <w:b/>
+          <w:bCs/>
+        </w:rPr>
+        <w:lastRenderedPageBreak/>
+        <w:t>5.2.5 Feature Importance and Visualization Module</w:t>
+      </w:r>
+    </w:p>
+    <w:p>
+      <w:pPr>
+        <w:spacing w:after="0"/>
+      </w:pPr>
+      <w:r>
+        <w:t>The feature importance and visualization module provides interpretable outputs that help policymakers and analysts understand which macroeconomic indicators most influence inflation and exchange rate predictions. For the Random Forest model, feature importance scores are computed based on the average reduction in mean squared error contributed by each feature across all decision trees in the ensemble.</w:t>
+      </w:r>
+    </w:p>
+    <w:p>
+      <w:pPr>
+        <w:rPr>
+          <w:color w:val="000000" w:themeColor="text1"/>
+        </w:rPr>
+      </w:pPr>
+      <w:r>
+        <w:rPr>
+          <w:color w:val="000000" w:themeColor="text1"/>
+        </w:rPr>
+        <w:t xml:space="preserve">The module generates the following visualizations using Matplotlib and Seaborn: </w:t>
+      </w:r>
+    </w:p>
+    <w:p>
+      <w:pPr>
+        <w:pStyle w:val="ListParagraph"/>
+        <w:numPr>
+          <w:ilvl w:val="0"/>
+          <w:numId w:val="21"/>
+        </w:numPr>
+        <w:spacing w:after="0"/>
+        <w:contextualSpacing/>
+        <w:rPr>
+          <w:color w:val="000000" w:themeColor="text1"/>
+        </w:rPr>
+      </w:pPr>
+      <w:r>
+        <w:rPr>
+          <w:color w:val="000000" w:themeColor="text1"/>
+        </w:rPr>
+        <w:t>Horizontal bar charts showing feature importance rankings for both inflation and exchange rate prediction models.</w:t>
+      </w:r>
+    </w:p>
+    <w:p>
+      <w:pPr>
+        <w:pStyle w:val="ListParagraph"/>
+        <w:numPr>
+          <w:ilvl w:val="0"/>
+          <w:numId w:val="21"/>
+        </w:numPr>
+        <w:spacing w:after="0"/>
+        <w:contextualSpacing/>
+        <w:rPr>
+          <w:color w:val="000000" w:themeColor="text1"/>
+        </w:rPr>
+      </w:pPr>
+      <w:r>
+        <w:rPr>
+          <w:color w:val="000000" w:themeColor="text1"/>
+        </w:rPr>
+        <w:t>Time-series line plots comparing actual versus predicted values over the test period.</w:t>
+      </w:r>
+    </w:p>
+    <w:p>
+      <w:pPr>
+        <w:pStyle w:val="ListParagraph"/>
+        <w:numPr>
+          <w:ilvl w:val="0"/>
+          <w:numId w:val="21"/>
+        </w:numPr>
+        <w:spacing w:after="0"/>
+        <w:contextualSpacing/>
+        <w:rPr>
+          <w:color w:val="000000" w:themeColor="text1"/>
+        </w:rPr>
+      </w:pPr>
+      <w:r>
+        <w:rPr>
+          <w:color w:val="000000" w:themeColor="text1"/>
+        </w:rPr>
+        <w:t>Confidence interval plots that display the prediction range alongside point estimates. These visualizations are displayed in Jupyter Notebook and can also be exported as PNG image files for use in reports and policy documents.</w:t>
+      </w:r>
+    </w:p>
+    <w:p>
+      <w:pPr>
+        <w:spacing w:after="0"/>
+      </w:pPr>
+      <w:r>
+        <w:rPr>
+          <w:b/>
+          <w:bCs/>
+        </w:rPr>
+        <w:t>5.2.6 Prediction Interface Module</w:t>
+      </w:r>
+    </w:p>
+    <w:p>
+      <w:pPr>
+        <w:spacing w:after="0"/>
+      </w:pPr>
+      <w:r>
+        <w:t>The prediction interface module enables the system to use the latest available macroeconomic indicator values to generate next-month inflation or exchange-rate forecasts from the trained models. The interface is implemented through the project dashboard and notebook workflow, where predictions are presented with model metrics, confidence intervals, and supporting visualizations.</w:t>
+      </w:r>
+    </w:p>
+    <w:p>
+      <w:pPr>
+        <w:spacing w:after="0"/>
+      </w:pPr>
+      <w:r>
+        <w:t>The interface is designed for ease of use by analysts and policymakers who may not have a technical background in machine learning. Input validation is included to prevent erroneous entries and predictions are presented alongside the historical average values of each indicator to provide context for interpreting the outputs.</w:t>
+      </w:r>
+    </w:p>
+    <w:p>
+      <w:pPr>
+        <w:spacing w:before="144" w:after="192"/>
+        <w:ind w:left="720" w:hanging="720"/>
+      </w:pPr>
     </w:p>
     <w:sectPr>
       <w:pgSz w:w="11906" w:h="16838"/>
@@ -6583,6 +7579,95 @@
     </w:lvl>
   </w:abstractNum>
   <w:abstractNum w:abstractNumId="2" w15:restartNumberingAfterBreak="0">
+    <w:nsid w:val="114716D1"/>
+    <w:multiLevelType w:val="hybridMultilevel"/>
+    <w:tmpl w:val="104A5788"/>
+    <w:lvl w:ilvl="0" w:tplc="7E620E46">
+      <w:start w:val="1"/>
+      <w:numFmt w:val="lowerRoman"/>
+      <w:lvlText w:val="(%1)"/>
+      <w:lvlJc w:val="left"/>
+      <w:pPr>
+        <w:ind w:left="720" w:hanging="720"/>
+      </w:pPr>
+      <w:rPr>
+        <w:rFonts w:hint="default"/>
+      </w:rPr>
+    </w:lvl>
+    <w:lvl w:ilvl="1" w:tplc="08090019" w:tentative="1">
+      <w:start w:val="1"/>
+      <w:numFmt w:val="lowerLetter"/>
+      <w:lvlText w:val="%2."/>
+      <w:lvlJc w:val="left"/>
+      <w:pPr>
+        <w:ind w:left="1440" w:hanging="360"/>
+      </w:pPr>
+    </w:lvl>
+    <w:lvl w:ilvl="2" w:tplc="0809001B" w:tentative="1">
+      <w:start w:val="1"/>
+      <w:numFmt w:val="lowerRoman"/>
+      <w:lvlText w:val="%3."/>
+      <w:lvlJc w:val="right"/>
+      <w:pPr>
+        <w:ind w:left="2160" w:hanging="180"/>
+      </w:pPr>
+    </w:lvl>
+    <w:lvl w:ilvl="3" w:tplc="0809000F" w:tentative="1">
+      <w:start w:val="1"/>
+      <w:numFmt w:val="decimal"/>
+      <w:lvlText w:val="%4."/>
+      <w:lvlJc w:val="left"/>
+      <w:pPr>
+        <w:ind w:left="2880" w:hanging="360"/>
+      </w:pPr>
+    </w:lvl>
+    <w:lvl w:ilvl="4" w:tplc="08090019" w:tentative="1">
+      <w:start w:val="1"/>
+      <w:numFmt w:val="lowerLetter"/>
+      <w:lvlText w:val="%5."/>
+      <w:lvlJc w:val="left"/>
+      <w:pPr>
+        <w:ind w:left="3600" w:hanging="360"/>
+      </w:pPr>
+    </w:lvl>
+    <w:lvl w:ilvl="5" w:tplc="0809001B" w:tentative="1">
+      <w:start w:val="1"/>
+      <w:numFmt w:val="lowerRoman"/>
+      <w:lvlText w:val="%6."/>
+      <w:lvlJc w:val="right"/>
+      <w:pPr>
+        <w:ind w:left="4320" w:hanging="180"/>
+      </w:pPr>
+    </w:lvl>
+    <w:lvl w:ilvl="6" w:tplc="0809000F" w:tentative="1">
+      <w:start w:val="1"/>
+      <w:numFmt w:val="decimal"/>
+      <w:lvlText w:val="%7."/>
+      <w:lvlJc w:val="left"/>
+      <w:pPr>
+        <w:ind w:left="5040" w:hanging="360"/>
+      </w:pPr>
+    </w:lvl>
+    <w:lvl w:ilvl="7" w:tplc="08090019" w:tentative="1">
+      <w:start w:val="1"/>
+      <w:numFmt w:val="lowerLetter"/>
+      <w:lvlText w:val="%8."/>
+      <w:lvlJc w:val="left"/>
+      <w:pPr>
+        <w:ind w:left="5760" w:hanging="360"/>
+      </w:pPr>
+    </w:lvl>
+    <w:lvl w:ilvl="8" w:tplc="0809001B" w:tentative="1">
+      <w:start w:val="1"/>
+      <w:numFmt w:val="lowerRoman"/>
+      <w:lvlText w:val="%9."/>
+      <w:lvlJc w:val="right"/>
+      <w:pPr>
+        <w:ind w:left="6480" w:hanging="180"/>
+      </w:pPr>
+    </w:lvl>
+  </w:abstractNum>
+  <w:abstractNum w:abstractNumId="3" w15:restartNumberingAfterBreak="0">
     <w:nsid w:val="12C36C27"/>
     <w:multiLevelType w:val="hybridMultilevel"/>
     <w:tmpl w:val="8E50347A"/>
@@ -6668,7 +7753,7 @@
       </w:pPr>
     </w:lvl>
   </w:abstractNum>
-  <w:abstractNum w:abstractNumId="3" w15:restartNumberingAfterBreak="0">
+  <w:abstractNum w:abstractNumId="4" w15:restartNumberingAfterBreak="0">
     <w:nsid w:val="1314259D"/>
     <w:multiLevelType w:val="multilevel"/>
     <w:tmpl w:val="5FC69E12"/>
@@ -6781,7 +7866,7 @@
       </w:rPr>
     </w:lvl>
   </w:abstractNum>
-  <w:abstractNum w:abstractNumId="4" w15:restartNumberingAfterBreak="0">
+  <w:abstractNum w:abstractNumId="5" w15:restartNumberingAfterBreak="0">
     <w:nsid w:val="140668B1"/>
     <w:multiLevelType w:val="multilevel"/>
     <w:tmpl w:val="5D5644D2"/>
@@ -6894,7 +7979,7 @@
       </w:pPr>
     </w:lvl>
   </w:abstractNum>
-  <w:abstractNum w:abstractNumId="5" w15:restartNumberingAfterBreak="0">
+  <w:abstractNum w:abstractNumId="6" w15:restartNumberingAfterBreak="0">
     <w:nsid w:val="187E3CF2"/>
     <w:multiLevelType w:val="hybridMultilevel"/>
     <w:tmpl w:val="87FE8C3E"/>
@@ -7007,7 +8092,7 @@
       </w:rPr>
     </w:lvl>
   </w:abstractNum>
-  <w:abstractNum w:abstractNumId="6" w15:restartNumberingAfterBreak="0">
+  <w:abstractNum w:abstractNumId="7" w15:restartNumberingAfterBreak="0">
     <w:nsid w:val="30C8146D"/>
     <w:multiLevelType w:val="hybridMultilevel"/>
     <w:tmpl w:val="BA7A6BB8"/>
@@ -7120,7 +8205,93 @@
       </w:rPr>
     </w:lvl>
   </w:abstractNum>
-  <w:abstractNum w:abstractNumId="7" w15:restartNumberingAfterBreak="0">
+  <w:abstractNum w:abstractNumId="8" w15:restartNumberingAfterBreak="0">
+    <w:nsid w:val="32DD7658"/>
+    <w:multiLevelType w:val="hybridMultilevel"/>
+    <w:tmpl w:val="0B22854E"/>
+    <w:lvl w:ilvl="0" w:tplc="0809001B">
+      <w:start w:val="1"/>
+      <w:numFmt w:val="lowerRoman"/>
+      <w:lvlText w:val="%1."/>
+      <w:lvlJc w:val="right"/>
+      <w:pPr>
+        <w:ind w:left="720" w:hanging="360"/>
+      </w:pPr>
+    </w:lvl>
+    <w:lvl w:ilvl="1" w:tplc="08090019" w:tentative="1">
+      <w:start w:val="1"/>
+      <w:numFmt w:val="lowerLetter"/>
+      <w:lvlText w:val="%2."/>
+      <w:lvlJc w:val="left"/>
+      <w:pPr>
+        <w:ind w:left="1440" w:hanging="360"/>
+      </w:pPr>
+    </w:lvl>
+    <w:lvl w:ilvl="2" w:tplc="0809001B" w:tentative="1">
+      <w:start w:val="1"/>
+      <w:numFmt w:val="lowerRoman"/>
+      <w:lvlText w:val="%3."/>
+      <w:lvlJc w:val="right"/>
+      <w:pPr>
+        <w:ind w:left="2160" w:hanging="180"/>
+      </w:pPr>
+    </w:lvl>
+    <w:lvl w:ilvl="3" w:tplc="0809000F" w:tentative="1">
+      <w:start w:val="1"/>
+      <w:numFmt w:val="decimal"/>
+      <w:lvlText w:val="%4."/>
+      <w:lvlJc w:val="left"/>
+      <w:pPr>
+        <w:ind w:left="2880" w:hanging="360"/>
+      </w:pPr>
+    </w:lvl>
+    <w:lvl w:ilvl="4" w:tplc="08090019" w:tentative="1">
+      <w:start w:val="1"/>
+      <w:numFmt w:val="lowerLetter"/>
+      <w:lvlText w:val="%5."/>
+      <w:lvlJc w:val="left"/>
+      <w:pPr>
+        <w:ind w:left="3600" w:hanging="360"/>
+      </w:pPr>
+    </w:lvl>
+    <w:lvl w:ilvl="5" w:tplc="0809001B" w:tentative="1">
+      <w:start w:val="1"/>
+      <w:numFmt w:val="lowerRoman"/>
+      <w:lvlText w:val="%6."/>
+      <w:lvlJc w:val="right"/>
+      <w:pPr>
+        <w:ind w:left="4320" w:hanging="180"/>
+      </w:pPr>
+    </w:lvl>
+    <w:lvl w:ilvl="6" w:tplc="0809000F" w:tentative="1">
+      <w:start w:val="1"/>
+      <w:numFmt w:val="decimal"/>
+      <w:lvlText w:val="%7."/>
+      <w:lvlJc w:val="left"/>
+      <w:pPr>
+        <w:ind w:left="5040" w:hanging="360"/>
+      </w:pPr>
+    </w:lvl>
+    <w:lvl w:ilvl="7" w:tplc="08090019" w:tentative="1">
+      <w:start w:val="1"/>
+      <w:numFmt w:val="lowerLetter"/>
+      <w:lvlText w:val="%8."/>
+      <w:lvlJc w:val="left"/>
+      <w:pPr>
+        <w:ind w:left="5760" w:hanging="360"/>
+      </w:pPr>
+    </w:lvl>
+    <w:lvl w:ilvl="8" w:tplc="0809001B" w:tentative="1">
+      <w:start w:val="1"/>
+      <w:numFmt w:val="lowerRoman"/>
+      <w:lvlText w:val="%9."/>
+      <w:lvlJc w:val="right"/>
+      <w:pPr>
+        <w:ind w:left="6480" w:hanging="180"/>
+      </w:pPr>
+    </w:lvl>
+  </w:abstractNum>
+  <w:abstractNum w:abstractNumId="9" w15:restartNumberingAfterBreak="0">
     <w:nsid w:val="33DD6D37"/>
     <w:multiLevelType w:val="hybridMultilevel"/>
     <w:tmpl w:val="3F0E909A"/>
@@ -7233,7 +8404,7 @@
       </w:rPr>
     </w:lvl>
   </w:abstractNum>
-  <w:abstractNum w:abstractNumId="8" w15:restartNumberingAfterBreak="0">
+  <w:abstractNum w:abstractNumId="10" w15:restartNumberingAfterBreak="0">
     <w:nsid w:val="379E56CE"/>
     <w:multiLevelType w:val="multilevel"/>
     <w:tmpl w:val="AD288E24"/>
@@ -7346,7 +8517,7 @@
       </w:rPr>
     </w:lvl>
   </w:abstractNum>
-  <w:abstractNum w:abstractNumId="9" w15:restartNumberingAfterBreak="0">
+  <w:abstractNum w:abstractNumId="11" w15:restartNumberingAfterBreak="0">
     <w:nsid w:val="3BC35600"/>
     <w:multiLevelType w:val="multilevel"/>
     <w:tmpl w:val="FAAA0150"/>
@@ -7459,7 +8630,7 @@
       </w:pPr>
     </w:lvl>
   </w:abstractNum>
-  <w:abstractNum w:abstractNumId="10" w15:restartNumberingAfterBreak="0">
+  <w:abstractNum w:abstractNumId="12" w15:restartNumberingAfterBreak="0">
     <w:nsid w:val="43623C75"/>
     <w:multiLevelType w:val="hybridMultilevel"/>
     <w:tmpl w:val="3A203CCE"/>
@@ -7545,7 +8716,7 @@
       </w:pPr>
     </w:lvl>
   </w:abstractNum>
-  <w:abstractNum w:abstractNumId="11" w15:restartNumberingAfterBreak="0">
+  <w:abstractNum w:abstractNumId="13" w15:restartNumberingAfterBreak="0">
     <w:nsid w:val="5A8C08CA"/>
     <w:multiLevelType w:val="hybridMultilevel"/>
     <w:tmpl w:val="32F6537E"/>
@@ -7631,7 +8802,7 @@
       </w:pPr>
     </w:lvl>
   </w:abstractNum>
-  <w:abstractNum w:abstractNumId="12" w15:restartNumberingAfterBreak="0">
+  <w:abstractNum w:abstractNumId="14" w15:restartNumberingAfterBreak="0">
     <w:nsid w:val="5FF34837"/>
     <w:multiLevelType w:val="hybridMultilevel"/>
     <w:tmpl w:val="73482070"/>
@@ -7744,7 +8915,7 @@
       </w:rPr>
     </w:lvl>
   </w:abstractNum>
-  <w:abstractNum w:abstractNumId="13" w15:restartNumberingAfterBreak="0">
+  <w:abstractNum w:abstractNumId="15" w15:restartNumberingAfterBreak="0">
     <w:nsid w:val="66DB1AB7"/>
     <w:multiLevelType w:val="hybridMultilevel"/>
     <w:tmpl w:val="2BD62A5E"/>
@@ -7830,7 +9001,7 @@
       </w:pPr>
     </w:lvl>
   </w:abstractNum>
-  <w:abstractNum w:abstractNumId="14" w15:restartNumberingAfterBreak="0">
+  <w:abstractNum w:abstractNumId="16" w15:restartNumberingAfterBreak="0">
     <w:nsid w:val="6DFF2B09"/>
     <w:multiLevelType w:val="multilevel"/>
     <w:tmpl w:val="7CF08DC0"/>
@@ -7979,7 +9150,7 @@
       </w:rPr>
     </w:lvl>
   </w:abstractNum>
-  <w:abstractNum w:abstractNumId="15" w15:restartNumberingAfterBreak="0">
+  <w:abstractNum w:abstractNumId="17" w15:restartNumberingAfterBreak="0">
     <w:nsid w:val="6E3357E4"/>
     <w:multiLevelType w:val="hybridMultilevel"/>
     <w:tmpl w:val="00AAB416"/>
@@ -8065,7 +9236,7 @@
       </w:pPr>
     </w:lvl>
   </w:abstractNum>
-  <w:abstractNum w:abstractNumId="16" w15:restartNumberingAfterBreak="0">
+  <w:abstractNum w:abstractNumId="18" w15:restartNumberingAfterBreak="0">
     <w:nsid w:val="70B92815"/>
     <w:multiLevelType w:val="hybridMultilevel"/>
     <w:tmpl w:val="E904F42A"/>
@@ -8178,7 +9349,7 @@
       </w:rPr>
     </w:lvl>
   </w:abstractNum>
-  <w:abstractNum w:abstractNumId="17" w15:restartNumberingAfterBreak="0">
+  <w:abstractNum w:abstractNumId="19" w15:restartNumberingAfterBreak="0">
     <w:nsid w:val="710D5BC7"/>
     <w:multiLevelType w:val="hybridMultilevel"/>
     <w:tmpl w:val="39B409EA"/>
@@ -8291,7 +9462,7 @@
       </w:rPr>
     </w:lvl>
   </w:abstractNum>
-  <w:abstractNum w:abstractNumId="18" w15:restartNumberingAfterBreak="0">
+  <w:abstractNum w:abstractNumId="20" w15:restartNumberingAfterBreak="0">
     <w:nsid w:val="7AE33791"/>
     <w:multiLevelType w:val="hybridMultilevel"/>
     <w:tmpl w:val="CAD86C32"/>
@@ -8405,64 +9576,70 @@
     </w:lvl>
   </w:abstractNum>
   <w:num w:numId="1" w16cid:durableId="1397507606">
-    <w:abstractNumId w:val="2"/>
+    <w:abstractNumId w:val="3"/>
     <w:lvlOverride w:ilvl="0">
       <w:startOverride w:val="1"/>
     </w:lvlOverride>
   </w:num>
   <w:num w:numId="2" w16cid:durableId="1345789687">
-    <w:abstractNumId w:val="3"/>
+    <w:abstractNumId w:val="4"/>
   </w:num>
   <w:num w:numId="3" w16cid:durableId="2063210250">
     <w:abstractNumId w:val="1"/>
   </w:num>
   <w:num w:numId="4" w16cid:durableId="1025055008">
-    <w:abstractNumId w:val="8"/>
+    <w:abstractNumId w:val="10"/>
   </w:num>
   <w:num w:numId="5" w16cid:durableId="1503472926">
-    <w:abstractNumId w:val="11"/>
+    <w:abstractNumId w:val="13"/>
   </w:num>
   <w:num w:numId="6" w16cid:durableId="519705706">
-    <w:abstractNumId w:val="13"/>
+    <w:abstractNumId w:val="15"/>
   </w:num>
   <w:num w:numId="7" w16cid:durableId="495923951">
-    <w:abstractNumId w:val="10"/>
+    <w:abstractNumId w:val="12"/>
   </w:num>
   <w:num w:numId="8" w16cid:durableId="1580099627">
-    <w:abstractNumId w:val="9"/>
+    <w:abstractNumId w:val="11"/>
   </w:num>
   <w:num w:numId="9" w16cid:durableId="452947969">
     <w:abstractNumId w:val="0"/>
   </w:num>
   <w:num w:numId="10" w16cid:durableId="841430910">
+    <w:abstractNumId w:val="16"/>
+  </w:num>
+  <w:num w:numId="11" w16cid:durableId="1540052249">
+    <w:abstractNumId w:val="5"/>
+  </w:num>
+  <w:num w:numId="12" w16cid:durableId="440956768">
+    <w:abstractNumId w:val="17"/>
+  </w:num>
+  <w:num w:numId="13" w16cid:durableId="1869484218">
+    <w:abstractNumId w:val="18"/>
+  </w:num>
+  <w:num w:numId="14" w16cid:durableId="1554733112">
+    <w:abstractNumId w:val="9"/>
+  </w:num>
+  <w:num w:numId="15" w16cid:durableId="1036854321">
+    <w:abstractNumId w:val="6"/>
+  </w:num>
+  <w:num w:numId="16" w16cid:durableId="2074428503">
+    <w:abstractNumId w:val="19"/>
+  </w:num>
+  <w:num w:numId="17" w16cid:durableId="633868417">
     <w:abstractNumId w:val="14"/>
   </w:num>
-  <w:num w:numId="11" w16cid:durableId="1540052249">
-    <w:abstractNumId w:val="4"/>
+  <w:num w:numId="18" w16cid:durableId="212230536">
+    <w:abstractNumId w:val="20"/>
   </w:num>
-  <w:num w:numId="12" w16cid:durableId="440956768">
-    <w:abstractNumId w:val="15"/>
-  </w:num>
-  <w:num w:numId="13" w16cid:durableId="1869484218">
-    <w:abstractNumId w:val="16"/>
-  </w:num>
-  <w:num w:numId="14" w16cid:durableId="1554733112">
+  <w:num w:numId="19" w16cid:durableId="1045568190">
     <w:abstractNumId w:val="7"/>
   </w:num>
-  <w:num w:numId="15" w16cid:durableId="1036854321">
-    <w:abstractNumId w:val="5"/>
+  <w:num w:numId="20" w16cid:durableId="1441293503">
+    <w:abstractNumId w:val="8"/>
   </w:num>
-  <w:num w:numId="16" w16cid:durableId="2074428503">
-    <w:abstractNumId w:val="17"/>
-  </w:num>
-  <w:num w:numId="17" w16cid:durableId="633868417">
-    <w:abstractNumId w:val="12"/>
-  </w:num>
-  <w:num w:numId="18" w16cid:durableId="212230536">
-    <w:abstractNumId w:val="18"/>
-  </w:num>
-  <w:num w:numId="19" w16cid:durableId="1045568190">
-    <w:abstractNumId w:val="6"/>
+  <w:num w:numId="21" w16cid:durableId="1975133841">
+    <w:abstractNumId w:val="2"/>
   </w:num>
 </w:numbering>
 </file>
